--- a/campaigns/WF-08-cold-reactivation.docx
+++ b/campaigns/WF-08-cold-reactivation.docx
@@ -615,13 +615,51 @@
           <w:b/>
           <w:bCs/>
         </w:rPr>
-        <w:t xml:space="preserve">OPEN: consent for this story is unconfirmed.</w:t>
-      </w:r>
-      <w:r>
-        <w:t xml:space="preserve"> </w:t>
-      </w:r>
-      <w:r>
-        <w:t xml:space="preserve">It is a named individual’s health data used in marketing, which is the same standard WF-25 applies to every testimonial. Worth confirming it is on file.</w:t>
+        <w:t xml:space="preserve">CONSENT CONFIRMED, Aug 3, 2026,</w:t>
+      </w:r>
+      <w:r>
+        <w:t xml:space="preserve"> </w:t>
+      </w:r>
+      <w:r>
+        <w:t xml:space="preserve">by Scott directly with the customer. The story can stay as written.</w:t>
+      </w:r>
+    </w:p>
+    <w:p>
+      <w:pPr>
+        <w:pStyle w:val="BodyText"/>
+      </w:pPr>
+      <w:r>
+        <w:t xml:space="preserve">It was worth checking. He is unnamed in the copy but not anonymous: within Enyrgy’s own customer base,</w:t>
+      </w:r>
+      <w:r>
+        <w:t xml:space="preserve"> </w:t>
+      </w:r>
+      <w:r>
+        <w:t xml:space="preserve">“28 to 84 over twelve weeks”</w:t>
+      </w:r>
+      <w:r>
+        <w:t xml:space="preserve"> </w:t>
+      </w:r>
+      <w:r>
+        <w:t xml:space="preserve">identifies exactly one person. That combination, an identified individual, a lab value, and commercial use, is an endorsement under the FTC guides whether or not he is named or paid, and it sits inside the health-data provisions of the Washington, California, Colorado and Connecticut privacy statutes, several of which carry a private right of action.</w:t>
+      </w:r>
+    </w:p>
+    <w:p>
+      <w:pPr>
+        <w:pStyle w:val="BodyText"/>
+      </w:pPr>
+      <w:r>
+        <w:rPr>
+          <w:b/>
+          <w:bCs/>
+        </w:rPr>
+        <w:t xml:space="preserve">The process gap it exposed matters more than the instance.</w:t>
+      </w:r>
+      <w:r>
+        <w:t xml:space="preserve"> </w:t>
+      </w:r>
+      <w:r>
+        <w:t xml:space="preserve">WF-25 routes every testimonial through a form with a consent capture. This story bypassed that gate because it arrived through a drafting session instead. Consent existed because someone remembered to obtain it, not because anything required it. Recorded in the WF-25 file so the next story arriving outside the form hits the same standard.</w:t>
       </w:r>
     </w:p>
     <w:p>
